--- a/your-extensions/widgets/_shared/gii-anteprime/documenti-tecnici/rapporto/rapporto-template (3).docx
+++ b/your-extensions/widgets/_shared/gii-anteprime/documenti-tecnici/rapporto/rapporto-template (3).docx
@@ -7535,7 +7535,31 @@
                 <w:bCs/>
                 <w:color w:val="006B99"/>
               </w:rPr>
-              <w:t>Tecnico istruttore</w:t>
+              <w:t>I</w:t>
+            </w:r>
+            <w:r>
+              <w:rPr>
+                <w:rFonts w:ascii="Calibri" w:hAnsi="Calibri" w:cs="Calibri"/>
+                <w:bCs/>
+                <w:color w:val="006B99"/>
+              </w:rPr>
+              <w:t>struttore</w:t>
+            </w:r>
+            <w:r>
+              <w:rPr>
+                <w:rFonts w:ascii="Calibri" w:hAnsi="Calibri" w:cs="Calibri"/>
+                <w:bCs/>
+                <w:color w:val="006B99"/>
+              </w:rPr>
+              <w:t xml:space="preserve"> t</w:t>
+            </w:r>
+            <w:r>
+              <w:rPr>
+                <w:rFonts w:ascii="Calibri" w:hAnsi="Calibri" w:cs="Calibri"/>
+                <w:bCs/>
+                <w:color w:val="006B99"/>
+              </w:rPr>
+              <w:t>ecnico</w:t>
             </w:r>
           </w:p>
         </w:tc>
@@ -7720,7 +7744,15 @@
                 <w:bCs/>
                 <w:color w:val="006B99"/>
               </w:rPr>
-              <w:t>Responsabile del Settore</w:t>
+              <w:t>Capo</w:t>
+            </w:r>
+            <w:r>
+              <w:rPr>
+                <w:rFonts w:ascii="Calibri" w:hAnsi="Calibri" w:cs="Calibri"/>
+                <w:bCs/>
+                <w:color w:val="006B99"/>
+              </w:rPr>
+              <w:t xml:space="preserve"> Settore</w:t>
             </w:r>
           </w:p>
         </w:tc>
